--- a/docs/oil_drilling technologies_USA.docx
+++ b/docs/oil_drilling technologies_USA.docx
@@ -12,47 +12,45 @@
           <w:lang w:val="en-US"/>
         </w:rPr>
       </w:pPr>
+      <w:r>
+        <w:rPr>
+          <w:b/>
+          <w:sz w:val="28"/>
+          <w:szCs w:val="28"/>
+          <w:lang w:val="en-US"/>
+        </w:rPr>
+        <w:t>Oil drilling technologies in the USA</w:t>
+      </w:r>
+    </w:p>
+    <w:p>
+      <w:pPr>
+        <w:jc w:val="both"/>
+        <w:rPr>
+          <w:sz w:val="28"/>
+          <w:szCs w:val="28"/>
+          <w:lang w:val="en-US"/>
+        </w:rPr>
+      </w:pPr>
+      <w:r>
+        <w:rPr>
+          <w:sz w:val="28"/>
+          <w:szCs w:val="28"/>
+          <w:lang w:val="en-US"/>
+        </w:rPr>
+        <w:t>Here is a carefully curated list of educational and scientific YouTube: they focus on onshore (land-based) oil drilling technologies in the USA.</w:t>
+      </w:r>
+      <w:r>
+        <w:rPr>
+          <w:sz w:val="28"/>
+          <w:szCs w:val="28"/>
+          <w:lang w:val="en-US"/>
+        </w:rPr>
+        <w:t xml:space="preserve"> </w:t>
+      </w:r>
       <w:bookmarkStart w:id="0" w:name="_GoBack"/>
       <w:bookmarkEnd w:id="0"/>
       <w:r>
         <w:rPr>
-          <w:b/>
-          <w:sz w:val="28"/>
-          <w:szCs w:val="28"/>
-          <w:lang w:val="en-US"/>
-        </w:rPr>
-        <w:t>Oil drilling technologies in the USA</w:t>
-      </w:r>
-    </w:p>
-    <w:p>
-      <w:pPr>
-        <w:jc w:val="both"/>
-        <w:rPr>
-          <w:sz w:val="28"/>
-          <w:szCs w:val="28"/>
-          <w:lang w:val="en-US"/>
-        </w:rPr>
-      </w:pPr>
-      <w:r>
-        <w:rPr>
-          <w:sz w:val="28"/>
-          <w:szCs w:val="28"/>
-          <w:lang w:val="en-US"/>
-        </w:rPr>
-        <w:t>Here is a carefully curated list of educational and scientific YouTube videos that meet all our criteria: they focus on onshore (land-based) oil drilling technologies in the USA.</w:t>
-      </w:r>
-    </w:p>
-    <w:p>
-      <w:pPr>
-        <w:jc w:val="both"/>
-        <w:rPr>
-          <w:sz w:val="28"/>
-          <w:szCs w:val="28"/>
-          <w:lang w:val="en-US"/>
-        </w:rPr>
-      </w:pPr>
-      <w:r>
-        <w:rPr>
           <w:sz w:val="28"/>
           <w:szCs w:val="28"/>
           <w:lang w:val="en-US"/>
@@ -75,7 +73,7 @@
           <w:szCs w:val="28"/>
           <w:lang w:val="en-US"/>
         </w:rPr>
-        <w:t>1. Animation of Hydraulic Fracturing (Fracking)</w:t>
+        <w:t>1. Animation of Hydraulic Fracturing</w:t>
       </w:r>
     </w:p>
     <w:p>

--- a/docs/oil_drilling technologies_USA.docx
+++ b/docs/oil_drilling technologies_USA.docx
@@ -47,8 +47,6 @@
         </w:rPr>
         <w:t xml:space="preserve"> </w:t>
       </w:r>
-      <w:bookmarkStart w:id="0" w:name="_GoBack"/>
-      <w:bookmarkEnd w:id="0"/>
       <w:r>
         <w:rPr>
           <w:sz w:val="28"/>
@@ -138,7 +136,7 @@
           <w:szCs w:val="28"/>
           <w:lang w:val="en-US"/>
         </w:rPr>
-        <w:t>Why it fits: This is a highly detailed, scientifically accurate animation produced by a major US operator. It walks through the entire onshore shale drilling and completion process step-by-step. It explicitly covers vertical drilling, setting surface casing, cementing to protect freshwater aquifers, the "kickoff point" for horizontal drilling, perforating guns, and the multi-stage hydraulic fracturing process. It is strictly land-based and highly educational.</w:t>
+        <w:t>This is a highly detailed, scientifically accurate animation produced by a major US operator. It walks through the entire onshore shale drilling and completion process step-by-step. It explicitly covers vertical drilling, setting surface casing, cementing to protect freshwater aquifers, the "kickoff point" for horizontal drilling, perforating guns, and the multi-stage hydraulic fracturing process. It is strictly land-based and highly educational.</w:t>
       </w:r>
     </w:p>
     <w:p>
@@ -229,7 +227,7 @@
           <w:szCs w:val="28"/>
           <w:lang w:val="en-US"/>
         </w:rPr>
-        <w:t>Why it fits: This is a comprehensive, classic educational film that details the surface equipment, subsurface anatomy, and heavy machinery involved in the oil mining industry. While it briefly mentions marine wells for contrast, its primary focus is on the conventional onshore drilling process, making it an excellent visual guide to the anatomy of a land-based rig, mud circulation systems, and blowout preventers.</w:t>
+        <w:t>This is a comprehensive, classic educational film that details the surface equipment, subsurface anatomy, and heavy machinery involved in the oil mining industry. While it briefly mentions marine wells for contrast, its primary focus is on the conventional onshore drilling process, making it an excellent visual guide to the anatomy of a land-based rig, mud circulation systems, and blowout preventers.</w:t>
       </w:r>
     </w:p>
     <w:p>
@@ -314,13 +312,15 @@
           <w:lang w:val="en-US"/>
         </w:rPr>
       </w:pPr>
-      <w:r>
-        <w:rPr>
-          <w:sz w:val="28"/>
-          <w:szCs w:val="28"/>
-          <w:lang w:val="en-US"/>
-        </w:rPr>
-        <w:t>Why it fits: EKT Interactive is a leading provider of oil and gas workforce training. Before understanding the drilling process, it is vital to understand the target resource. This video explains the scientific properties of hydrocarbons, API gravity, and sulfur content. It specifically references historic and modern US onshore drilling contexts, such as the early Pennsylvania oil fields and the West Texas Intermediate (WTI) benchmark.</w:t>
+      <w:bookmarkStart w:id="0" w:name="_GoBack"/>
+      <w:bookmarkEnd w:id="0"/>
+      <w:r>
+        <w:rPr>
+          <w:sz w:val="28"/>
+          <w:szCs w:val="28"/>
+          <w:lang w:val="en-US"/>
+        </w:rPr>
+        <w:t>EKT Interactive is a leading provider of oil and gas workforce training. Before understanding the drilling process, it is vital to understand the target resource. This video explains the scientific properties of hydrocarbons, API gravity, and sulfur content. It specifically references historic and modern US onshore drilling contexts, such as the early Pennsylvania oil fields and the West Texas Intermediate (WTI) benchmark.</w:t>
       </w:r>
     </w:p>
     <w:sectPr>

--- a/docs/oil_drilling technologies_USA.docx
+++ b/docs/oil_drilling technologies_USA.docx
@@ -320,7 +320,7 @@
           <w:szCs w:val="28"/>
           <w:lang w:val="en-US"/>
         </w:rPr>
-        <w:t>EKT Interactive is a leading provider of oil and gas workforce training. Before understanding the drilling process, it is vital to understand the target resource. This video explains the scientific properties of hydrocarbons, API gravity, and sulfur content. It specifically references historic and modern US onshore drilling contexts, such as the early Pennsylvania oil fields and the West Texas Intermediate (WTI) benchmark.</w:t>
+        <w:t>This video explains the scientific properties of hydrocarbons, API gravity, and sulfur content. It specifically references historic and modern US onshore drilling contexts, such as the early Pennsylvania oil fields and the West Texas Intermediate (WTI) benchmark.</w:t>
       </w:r>
     </w:p>
     <w:sectPr>
@@ -531,6 +531,18 @@
       <w:u w:val="single"/>
     </w:rPr>
   </w:style>
+  <w:style w:type="character" w:styleId="a4">
+    <w:name w:val="FollowedHyperlink"/>
+    <w:basedOn w:val="a0"/>
+    <w:uiPriority w:val="99"/>
+    <w:semiHidden/>
+    <w:unhideWhenUsed/>
+    <w:rsid w:val="003A34EE"/>
+    <w:rPr>
+      <w:color w:val="800080" w:themeColor="followedHyperlink"/>
+      <w:u w:val="single"/>
+    </w:rPr>
+  </w:style>
 </w:styles>
 </file>
 
@@ -729,6 +741,18 @@
     <w:rsid w:val="00986163"/>
     <w:rPr>
       <w:color w:val="0000FF" w:themeColor="hyperlink"/>
+      <w:u w:val="single"/>
+    </w:rPr>
+  </w:style>
+  <w:style w:type="character" w:styleId="a4">
+    <w:name w:val="FollowedHyperlink"/>
+    <w:basedOn w:val="a0"/>
+    <w:uiPriority w:val="99"/>
+    <w:semiHidden/>
+    <w:unhideWhenUsed/>
+    <w:rsid w:val="003A34EE"/>
+    <w:rPr>
+      <w:color w:val="800080" w:themeColor="followedHyperlink"/>
       <w:u w:val="single"/>
     </w:rPr>
   </w:style>

--- a/docs/oil_drilling technologies_USA.docx
+++ b/docs/oil_drilling technologies_USA.docx
@@ -7,16 +7,16 @@
         <w:jc w:val="center"/>
         <w:rPr>
           <w:b/>
-          <w:sz w:val="28"/>
-          <w:szCs w:val="28"/>
+          <w:sz w:val="24"/>
+          <w:szCs w:val="24"/>
           <w:lang w:val="en-US"/>
         </w:rPr>
       </w:pPr>
       <w:r>
         <w:rPr>
           <w:b/>
-          <w:sz w:val="28"/>
-          <w:szCs w:val="28"/>
+          <w:sz w:val="24"/>
+          <w:szCs w:val="24"/>
           <w:lang w:val="en-US"/>
         </w:rPr>
         <w:t>Oil drilling technologies in the USA</w:t>
@@ -26,31 +26,23 @@
       <w:pPr>
         <w:jc w:val="both"/>
         <w:rPr>
-          <w:sz w:val="28"/>
-          <w:szCs w:val="28"/>
-          <w:lang w:val="en-US"/>
-        </w:rPr>
-      </w:pPr>
-      <w:r>
-        <w:rPr>
-          <w:sz w:val="28"/>
-          <w:szCs w:val="28"/>
-          <w:lang w:val="en-US"/>
-        </w:rPr>
-        <w:t>Here is a carefully curated list of educational and scientific YouTube: they focus on onshore (land-based) oil drilling technologies in the USA.</w:t>
-      </w:r>
-      <w:r>
-        <w:rPr>
-          <w:sz w:val="28"/>
-          <w:szCs w:val="28"/>
-          <w:lang w:val="en-US"/>
-        </w:rPr>
-        <w:t xml:space="preserve"> </w:t>
-      </w:r>
-      <w:r>
-        <w:rPr>
-          <w:sz w:val="28"/>
-          <w:szCs w:val="28"/>
+          <w:sz w:val="24"/>
+          <w:szCs w:val="24"/>
+          <w:lang w:val="en-US"/>
+        </w:rPr>
+      </w:pPr>
+      <w:r>
+        <w:rPr>
+          <w:sz w:val="24"/>
+          <w:szCs w:val="24"/>
+          <w:lang w:val="en-US"/>
+        </w:rPr>
+        <w:t xml:space="preserve">Here is a carefully curated list of educational and scientific YouTube: they focus on onshore (land-based) oil drilling technologies in the USA. </w:t>
+      </w:r>
+      <w:r>
+        <w:rPr>
+          <w:sz w:val="24"/>
+          <w:szCs w:val="24"/>
           <w:lang w:val="en-US"/>
         </w:rPr>
         <w:t>These videos cover the full spectrum of onshore drilling, from foundational geology and rig mechanics to advanced horizontal drilling and hydraulic fracturing (fracking) used in major US shale plays (like the Permian Basin and Bakken Formation).</w:t>
@@ -60,51 +52,80 @@
       <w:pPr>
         <w:jc w:val="both"/>
         <w:rPr>
-          <w:sz w:val="28"/>
-          <w:szCs w:val="28"/>
-          <w:lang w:val="en-US"/>
-        </w:rPr>
-      </w:pPr>
-      <w:r>
-        <w:rPr>
-          <w:sz w:val="28"/>
-          <w:szCs w:val="28"/>
-          <w:lang w:val="en-US"/>
-        </w:rPr>
-        <w:t>1. Animation of Hydraulic Fracturing</w:t>
+          <w:sz w:val="24"/>
+          <w:szCs w:val="24"/>
+        </w:rPr>
+      </w:pPr>
+      <w:r>
+        <w:rPr>
+          <w:sz w:val="24"/>
+          <w:szCs w:val="24"/>
+          <w:lang w:val="en-US"/>
+        </w:rPr>
+        <w:t xml:space="preserve">1. </w:t>
+      </w:r>
+      <w:r>
+        <w:rPr>
+          <w:sz w:val="24"/>
+          <w:szCs w:val="24"/>
+          <w:lang w:val="en-US"/>
+        </w:rPr>
+        <w:t>«</w:t>
+      </w:r>
+      <w:r>
+        <w:rPr>
+          <w:sz w:val="24"/>
+          <w:szCs w:val="24"/>
+          <w:lang w:val="en-US"/>
+        </w:rPr>
+        <w:t>Animation of Hydraulic Fracturing</w:t>
+      </w:r>
+      <w:r>
+        <w:rPr>
+          <w:sz w:val="24"/>
+          <w:szCs w:val="24"/>
+          <w:lang w:val="en-US"/>
+        </w:rPr>
+        <w:t>»</w:t>
+      </w:r>
+      <w:r>
+        <w:rPr>
+          <w:sz w:val="24"/>
+          <w:szCs w:val="24"/>
+          <w:lang w:val="en-US"/>
+        </w:rPr>
+        <w:t>.</w:t>
       </w:r>
     </w:p>
     <w:p>
       <w:pPr>
         <w:jc w:val="both"/>
         <w:rPr>
-          <w:sz w:val="28"/>
-          <w:szCs w:val="28"/>
-          <w:lang w:val="en-US"/>
-        </w:rPr>
-      </w:pPr>
-      <w:r>
-        <w:rPr>
-          <w:sz w:val="28"/>
-          <w:szCs w:val="28"/>
+          <w:sz w:val="24"/>
+          <w:szCs w:val="24"/>
+          <w:lang w:val="en-US"/>
+        </w:rPr>
+      </w:pPr>
+      <w:r>
+        <w:rPr>
+          <w:sz w:val="24"/>
+          <w:szCs w:val="24"/>
           <w:lang w:val="en-US"/>
         </w:rPr>
         <w:t>Channel: Marathon Oil Corporation</w:t>
       </w:r>
-    </w:p>
-    <w:p>
-      <w:pPr>
-        <w:jc w:val="both"/>
-        <w:rPr>
-          <w:sz w:val="28"/>
-          <w:szCs w:val="28"/>
-          <w:lang w:val="en-US"/>
-        </w:rPr>
-      </w:pPr>
-      <w:r>
-        <w:rPr>
-          <w:sz w:val="28"/>
-          <w:szCs w:val="28"/>
+      <w:r>
+        <w:rPr>
+          <w:sz w:val="24"/>
+          <w:szCs w:val="24"/>
+          <w:lang w:val="en-US"/>
+        </w:rPr>
+        <w:t xml:space="preserve">. </w:t>
+      </w:r>
+      <w:r>
+        <w:rPr>
+          <w:sz w:val="24"/>
+          <w:szCs w:val="24"/>
           <w:lang w:val="en-US"/>
         </w:rPr>
         <w:t xml:space="preserve">Link: </w:t>
@@ -113,8 +134,8 @@
         <w:r>
           <w:rPr>
             <w:rStyle w:val="a3"/>
-            <w:sz w:val="28"/>
-            <w:szCs w:val="28"/>
+            <w:sz w:val="24"/>
+            <w:szCs w:val="24"/>
             <w:lang w:val="en-US"/>
           </w:rPr>
           <w:t>https://www.youtube.com/watch?v=VY34PQUiwOQ</w:t>
@@ -125,15 +146,15 @@
       <w:pPr>
         <w:jc w:val="both"/>
         <w:rPr>
-          <w:sz w:val="28"/>
-          <w:szCs w:val="28"/>
-          <w:lang w:val="en-US"/>
-        </w:rPr>
-      </w:pPr>
-      <w:r>
-        <w:rPr>
-          <w:sz w:val="28"/>
-          <w:szCs w:val="28"/>
+          <w:sz w:val="24"/>
+          <w:szCs w:val="24"/>
+          <w:lang w:val="en-US"/>
+        </w:rPr>
+      </w:pPr>
+      <w:r>
+        <w:rPr>
+          <w:sz w:val="24"/>
+          <w:szCs w:val="24"/>
           <w:lang w:val="en-US"/>
         </w:rPr>
         <w:t>This is a highly detailed, scientifically accurate animation produced by a major US operator. It walks through the entire onshore shale drilling and completion process step-by-step. It explicitly covers vertical drilling, setting surface casing, cementing to protect freshwater aquifers, the "kickoff point" for horizontal drilling, perforating guns, and the multi-stage hydraulic fracturing process. It is strictly land-based and highly educational.</w:t>
@@ -143,59 +164,107 @@
       <w:pPr>
         <w:jc w:val="both"/>
         <w:rPr>
-          <w:sz w:val="28"/>
-          <w:szCs w:val="28"/>
-          <w:lang w:val="en-US"/>
-        </w:rPr>
-      </w:pPr>
-      <w:r>
-        <w:rPr>
-          <w:sz w:val="28"/>
-          <w:szCs w:val="28"/>
+          <w:sz w:val="24"/>
+          <w:szCs w:val="24"/>
+          <w:lang w:val="en-US"/>
+        </w:rPr>
+      </w:pPr>
+      <w:r>
+        <w:rPr>
+          <w:sz w:val="24"/>
+          <w:szCs w:val="24"/>
           <w:lang w:val="en-US"/>
         </w:rPr>
         <w:t>2</w:t>
       </w:r>
       <w:r>
         <w:rPr>
-          <w:sz w:val="28"/>
-          <w:szCs w:val="28"/>
-          <w:lang w:val="en-US"/>
-        </w:rPr>
-        <w:t>. The Oil Well Drilling Process - How Oil is Formed - Animated Diagrams</w:t>
+          <w:sz w:val="24"/>
+          <w:szCs w:val="24"/>
+          <w:lang w:val="en-US"/>
+        </w:rPr>
+        <w:t xml:space="preserve">. </w:t>
+      </w:r>
+      <w:r>
+        <w:rPr>
+          <w:sz w:val="24"/>
+          <w:szCs w:val="24"/>
+          <w:lang w:val="en-US"/>
+        </w:rPr>
+        <w:t>«</w:t>
+      </w:r>
+      <w:r>
+        <w:rPr>
+          <w:sz w:val="24"/>
+          <w:szCs w:val="24"/>
+          <w:lang w:val="en-US"/>
+        </w:rPr>
+        <w:t xml:space="preserve">The Oil Well Drilling Process - How Oil is </w:t>
+      </w:r>
+      <w:proofErr w:type="gramStart"/>
+      <w:r>
+        <w:rPr>
+          <w:sz w:val="24"/>
+          <w:szCs w:val="24"/>
+          <w:lang w:val="en-US"/>
+        </w:rPr>
+        <w:t>Formed</w:t>
+      </w:r>
+      <w:proofErr w:type="gramEnd"/>
+      <w:r>
+        <w:rPr>
+          <w:sz w:val="24"/>
+          <w:szCs w:val="24"/>
+          <w:lang w:val="en-US"/>
+        </w:rPr>
+        <w:t>»</w:t>
+      </w:r>
+      <w:r>
+        <w:rPr>
+          <w:sz w:val="24"/>
+          <w:szCs w:val="24"/>
+          <w:lang w:val="en-US"/>
+        </w:rPr>
+        <w:t>.</w:t>
+      </w:r>
+      <w:r>
+        <w:rPr>
+          <w:sz w:val="24"/>
+          <w:szCs w:val="24"/>
+          <w:lang w:val="en-US"/>
+        </w:rPr>
+        <w:t xml:space="preserve"> </w:t>
       </w:r>
     </w:p>
     <w:p>
       <w:pPr>
         <w:jc w:val="both"/>
         <w:rPr>
-          <w:sz w:val="28"/>
-          <w:szCs w:val="28"/>
-          <w:lang w:val="en-US"/>
-        </w:rPr>
-      </w:pPr>
-      <w:r>
-        <w:rPr>
-          <w:sz w:val="28"/>
-          <w:szCs w:val="28"/>
+          <w:sz w:val="24"/>
+          <w:szCs w:val="24"/>
+          <w:lang w:val="en-US"/>
+        </w:rPr>
+      </w:pPr>
+      <w:r>
+        <w:rPr>
+          <w:sz w:val="24"/>
+          <w:szCs w:val="24"/>
           <w:lang w:val="en-US"/>
         </w:rPr>
         <w:t>Channel: 16mm Educational Films</w:t>
       </w:r>
-    </w:p>
-    <w:p>
-      <w:pPr>
-        <w:jc w:val="both"/>
-        <w:rPr>
-          <w:sz w:val="28"/>
-          <w:szCs w:val="28"/>
-          <w:lang w:val="en-US"/>
-        </w:rPr>
-      </w:pPr>
-      <w:r>
-        <w:rPr>
-          <w:sz w:val="28"/>
-          <w:szCs w:val="28"/>
+      <w:r>
+        <w:rPr>
+          <w:sz w:val="24"/>
+          <w:szCs w:val="24"/>
+          <w:lang w:val="en-US"/>
+        </w:rPr>
+        <w:t xml:space="preserve">. </w:t>
+      </w:r>
+      <w:r>
+        <w:rPr>
+          <w:sz w:val="24"/>
+          <w:szCs w:val="24"/>
           <w:lang w:val="en-US"/>
         </w:rPr>
         <w:t xml:space="preserve">Link: </w:t>
@@ -204,8 +273,8 @@
         <w:r>
           <w:rPr>
             <w:rStyle w:val="a3"/>
-            <w:sz w:val="28"/>
-            <w:szCs w:val="28"/>
+            <w:sz w:val="24"/>
+            <w:szCs w:val="24"/>
             <w:lang w:val="en-US"/>
           </w:rPr>
           <w:t>https://www.youtube.com/watch?v=TJFhO60pxFQ</w:t>
@@ -216,15 +285,15 @@
       <w:pPr>
         <w:jc w:val="both"/>
         <w:rPr>
-          <w:sz w:val="28"/>
-          <w:szCs w:val="28"/>
-          <w:lang w:val="en-US"/>
-        </w:rPr>
-      </w:pPr>
-      <w:r>
-        <w:rPr>
-          <w:sz w:val="28"/>
-          <w:szCs w:val="28"/>
+          <w:sz w:val="24"/>
+          <w:szCs w:val="24"/>
+          <w:lang w:val="en-US"/>
+        </w:rPr>
+      </w:pPr>
+      <w:r>
+        <w:rPr>
+          <w:sz w:val="24"/>
+          <w:szCs w:val="24"/>
           <w:lang w:val="en-US"/>
         </w:rPr>
         <w:t>This is a comprehensive, classic educational film that details the surface equipment, subsurface anatomy, and heavy machinery involved in the oil mining industry. While it briefly mentions marine wells for contrast, its primary focus is on the conventional onshore drilling process, making it an excellent visual guide to the anatomy of a land-based rig, mud circulation systems, and blowout preventers.</w:t>
@@ -234,59 +303,107 @@
       <w:pPr>
         <w:jc w:val="both"/>
         <w:rPr>
-          <w:sz w:val="28"/>
-          <w:szCs w:val="28"/>
-          <w:lang w:val="en-US"/>
-        </w:rPr>
-      </w:pPr>
-      <w:r>
-        <w:rPr>
-          <w:sz w:val="28"/>
-          <w:szCs w:val="28"/>
+          <w:sz w:val="24"/>
+          <w:szCs w:val="24"/>
+          <w:lang w:val="en-US"/>
+        </w:rPr>
+      </w:pPr>
+      <w:r>
+        <w:rPr>
+          <w:sz w:val="24"/>
+          <w:szCs w:val="24"/>
           <w:lang w:val="en-US"/>
         </w:rPr>
         <w:t>3</w:t>
       </w:r>
       <w:r>
         <w:rPr>
-          <w:sz w:val="28"/>
-          <w:szCs w:val="28"/>
-          <w:lang w:val="en-US"/>
-        </w:rPr>
-        <w:t>. What is Crude Oil?</w:t>
+          <w:sz w:val="24"/>
+          <w:szCs w:val="24"/>
+          <w:lang w:val="en-US"/>
+        </w:rPr>
+        <w:t xml:space="preserve">. </w:t>
+      </w:r>
+      <w:r>
+        <w:rPr>
+          <w:sz w:val="24"/>
+          <w:szCs w:val="24"/>
+          <w:lang w:val="en-US"/>
+        </w:rPr>
+        <w:t>«</w:t>
+      </w:r>
+      <w:r>
+        <w:rPr>
+          <w:sz w:val="24"/>
+          <w:szCs w:val="24"/>
+          <w:lang w:val="en-US"/>
+        </w:rPr>
+        <w:t>What is Crude Oil</w:t>
+      </w:r>
+      <w:proofErr w:type="gramStart"/>
+      <w:r>
+        <w:rPr>
+          <w:sz w:val="24"/>
+          <w:szCs w:val="24"/>
+          <w:lang w:val="en-US"/>
+        </w:rPr>
+        <w:t>?</w:t>
+      </w:r>
+      <w:r>
+        <w:rPr>
+          <w:sz w:val="24"/>
+          <w:szCs w:val="24"/>
+          <w:lang w:val="en-US"/>
+        </w:rPr>
+        <w:t>»</w:t>
+      </w:r>
+      <w:proofErr w:type="gramEnd"/>
+      <w:r>
+        <w:rPr>
+          <w:sz w:val="24"/>
+          <w:szCs w:val="24"/>
+          <w:lang w:val="en-US"/>
+        </w:rPr>
+        <w:t>.</w:t>
+      </w:r>
+      <w:r>
+        <w:rPr>
+          <w:sz w:val="24"/>
+          <w:szCs w:val="24"/>
+          <w:lang w:val="en-US"/>
+        </w:rPr>
+        <w:t xml:space="preserve"> </w:t>
       </w:r>
     </w:p>
     <w:p>
       <w:pPr>
         <w:jc w:val="both"/>
         <w:rPr>
-          <w:sz w:val="28"/>
-          <w:szCs w:val="28"/>
-          <w:lang w:val="en-US"/>
-        </w:rPr>
-      </w:pPr>
-      <w:r>
-        <w:rPr>
-          <w:sz w:val="28"/>
-          <w:szCs w:val="28"/>
+          <w:sz w:val="24"/>
+          <w:szCs w:val="24"/>
+          <w:lang w:val="en-US"/>
+        </w:rPr>
+      </w:pPr>
+      <w:r>
+        <w:rPr>
+          <w:sz w:val="24"/>
+          <w:szCs w:val="24"/>
           <w:lang w:val="en-US"/>
         </w:rPr>
         <w:t>Channel: EKT Interactive</w:t>
       </w:r>
-    </w:p>
-    <w:p>
-      <w:pPr>
-        <w:jc w:val="both"/>
-        <w:rPr>
-          <w:sz w:val="28"/>
-          <w:szCs w:val="28"/>
-          <w:lang w:val="en-US"/>
-        </w:rPr>
-      </w:pPr>
-      <w:r>
-        <w:rPr>
-          <w:sz w:val="28"/>
-          <w:szCs w:val="28"/>
+      <w:r>
+        <w:rPr>
+          <w:sz w:val="24"/>
+          <w:szCs w:val="24"/>
+          <w:lang w:val="en-US"/>
+        </w:rPr>
+        <w:t xml:space="preserve">. </w:t>
+      </w:r>
+      <w:r>
+        <w:rPr>
+          <w:sz w:val="24"/>
+          <w:szCs w:val="24"/>
           <w:lang w:val="en-US"/>
         </w:rPr>
         <w:t xml:space="preserve">Link: </w:t>
@@ -295,8 +412,8 @@
         <w:r>
           <w:rPr>
             <w:rStyle w:val="a3"/>
-            <w:sz w:val="28"/>
-            <w:szCs w:val="28"/>
+            <w:sz w:val="24"/>
+            <w:szCs w:val="24"/>
             <w:lang w:val="en-US"/>
           </w:rPr>
           <w:t>https://www.youtube.com/watch?v=2WRy1ekd2eU</w:t>
@@ -307,20 +424,347 @@
       <w:pPr>
         <w:jc w:val="both"/>
         <w:rPr>
-          <w:sz w:val="28"/>
-          <w:szCs w:val="28"/>
-          <w:lang w:val="en-US"/>
-        </w:rPr>
-      </w:pPr>
+          <w:sz w:val="24"/>
+          <w:szCs w:val="24"/>
+        </w:rPr>
+      </w:pPr>
+      <w:r>
+        <w:rPr>
+          <w:sz w:val="24"/>
+          <w:szCs w:val="24"/>
+          <w:lang w:val="en-US"/>
+        </w:rPr>
+        <w:t>This video explains the scientific properties of hydrocarbons, API gravity, and sulfur content. It specifically references historic and modern US onshore drilling contexts, such as the early Pennsylvania oil fields and the West Texas Intermediate (WTI) benchmark.</w:t>
+      </w:r>
+    </w:p>
+    <w:p>
+      <w:pPr>
+        <w:jc w:val="both"/>
+        <w:rPr>
+          <w:sz w:val="24"/>
+          <w:szCs w:val="24"/>
+        </w:rPr>
+      </w:pPr>
+      <w:r>
+        <w:rPr>
+          <w:sz w:val="24"/>
+          <w:szCs w:val="24"/>
+          <w:lang w:val="en-US"/>
+        </w:rPr>
+        <w:t xml:space="preserve">4. </w:t>
+      </w:r>
+      <w:r>
+        <w:rPr>
+          <w:sz w:val="24"/>
+          <w:szCs w:val="24"/>
+          <w:lang w:val="en-US"/>
+        </w:rPr>
+        <w:t>«</w:t>
+      </w:r>
+      <w:r>
+        <w:rPr>
+          <w:sz w:val="24"/>
+          <w:szCs w:val="24"/>
+          <w:lang w:val="en-US"/>
+        </w:rPr>
+        <w:t>How Deep Oil Drilling Really Works? Deep Oil Extraction Explained</w:t>
+      </w:r>
+      <w:r>
+        <w:rPr>
+          <w:sz w:val="24"/>
+          <w:szCs w:val="24"/>
+          <w:lang w:val="en-US"/>
+        </w:rPr>
+        <w:t>»</w:t>
+      </w:r>
+      <w:r>
+        <w:rPr>
+          <w:sz w:val="24"/>
+          <w:szCs w:val="24"/>
+          <w:lang w:val="en-US"/>
+        </w:rPr>
+        <w:t>.</w:t>
+      </w:r>
+    </w:p>
+    <w:p>
+      <w:pPr>
+        <w:jc w:val="both"/>
+        <w:rPr>
+          <w:sz w:val="24"/>
+          <w:szCs w:val="24"/>
+          <w:lang w:val="en-US"/>
+        </w:rPr>
+      </w:pPr>
+      <w:r>
+        <w:rPr>
+          <w:sz w:val="24"/>
+          <w:szCs w:val="24"/>
+          <w:lang w:val="en-US"/>
+        </w:rPr>
+        <w:t xml:space="preserve">Channel: </w:t>
+      </w:r>
+      <w:proofErr w:type="spellStart"/>
+      <w:r>
+        <w:rPr>
+          <w:sz w:val="24"/>
+          <w:szCs w:val="24"/>
+          <w:lang w:val="en-US"/>
+        </w:rPr>
+        <w:t>LifeAda</w:t>
+      </w:r>
+      <w:proofErr w:type="spellEnd"/>
+      <w:r>
+        <w:rPr>
+          <w:sz w:val="24"/>
+          <w:szCs w:val="24"/>
+          <w:lang w:val="en-US"/>
+        </w:rPr>
+        <w:t xml:space="preserve">. </w:t>
+      </w:r>
+      <w:r>
+        <w:rPr>
+          <w:sz w:val="24"/>
+          <w:szCs w:val="24"/>
+          <w:lang w:val="en-US"/>
+        </w:rPr>
+        <w:t xml:space="preserve">Link: </w:t>
+      </w:r>
+      <w:hyperlink r:id="rId8" w:history="1">
+        <w:r>
+          <w:rPr>
+            <w:rStyle w:val="a3"/>
+            <w:sz w:val="24"/>
+            <w:szCs w:val="24"/>
+            <w:lang w:val="en-US"/>
+          </w:rPr>
+          <w:t>https://www.youtube.com/watch?v=2dkq1gdiNoY</w:t>
+        </w:r>
+      </w:hyperlink>
+    </w:p>
+    <w:p>
+      <w:pPr>
+        <w:jc w:val="both"/>
+        <w:rPr>
+          <w:sz w:val="24"/>
+          <w:szCs w:val="24"/>
+        </w:rPr>
+      </w:pPr>
+      <w:r>
+        <w:rPr>
+          <w:sz w:val="24"/>
+          <w:szCs w:val="24"/>
+          <w:lang w:val="en-US"/>
+        </w:rPr>
+        <w:t xml:space="preserve">The video explains the full oil production cycle—from seismic exploration to finding oil reserves to lifting crude oil to the surface and shipping it to refineries. Key stages are covered in detail: drilling initiation, casing installation, wellbore cementing, </w:t>
+      </w:r>
+      <w:proofErr w:type="gramStart"/>
+      <w:r>
+        <w:rPr>
+          <w:sz w:val="24"/>
+          <w:szCs w:val="24"/>
+          <w:lang w:val="en-US"/>
+        </w:rPr>
+        <w:t>the</w:t>
+      </w:r>
+      <w:proofErr w:type="gramEnd"/>
+      <w:r>
+        <w:rPr>
+          <w:sz w:val="24"/>
+          <w:szCs w:val="24"/>
+          <w:lang w:val="en-US"/>
+        </w:rPr>
+        <w:t xml:space="preserve"> operation of preventers to control high pressure, as well as horizontal drilling, perforating guns, and various types of pumps (rod and submersible).</w:t>
+      </w:r>
+    </w:p>
+    <w:p>
+      <w:pPr>
+        <w:jc w:val="both"/>
+        <w:rPr>
+          <w:sz w:val="24"/>
+          <w:szCs w:val="24"/>
+          <w:lang w:val="en-US"/>
+        </w:rPr>
+      </w:pPr>
+      <w:r>
+        <w:rPr>
+          <w:sz w:val="24"/>
+          <w:szCs w:val="24"/>
+          <w:lang w:val="en-US"/>
+        </w:rPr>
+        <w:t>5.</w:t>
+      </w:r>
+      <w:r>
+        <w:rPr>
+          <w:sz w:val="24"/>
+          <w:szCs w:val="24"/>
+          <w:lang w:val="en-US"/>
+        </w:rPr>
+        <w:t xml:space="preserve"> </w:t>
+      </w:r>
+      <w:r>
+        <w:rPr>
+          <w:sz w:val="24"/>
+          <w:szCs w:val="24"/>
+          <w:lang w:val="en-US"/>
+        </w:rPr>
+        <w:t>«</w:t>
+      </w:r>
+      <w:r>
+        <w:rPr>
+          <w:sz w:val="24"/>
+          <w:szCs w:val="24"/>
+          <w:lang w:val="en-US"/>
+        </w:rPr>
+        <w:t>How Do Oil Rigs Work? Drilling, Casing, Mud &amp; Blowout Prevention in 3D</w:t>
+      </w:r>
+      <w:r>
+        <w:rPr>
+          <w:sz w:val="24"/>
+          <w:szCs w:val="24"/>
+          <w:lang w:val="en-US"/>
+        </w:rPr>
+        <w:t>»</w:t>
+      </w:r>
+      <w:r>
+        <w:rPr>
+          <w:sz w:val="24"/>
+          <w:szCs w:val="24"/>
+          <w:lang w:val="en-US"/>
+        </w:rPr>
+        <w:t>.</w:t>
+      </w:r>
       <w:bookmarkStart w:id="0" w:name="_GoBack"/>
       <w:bookmarkEnd w:id="0"/>
       <w:r>
         <w:rPr>
-          <w:sz w:val="28"/>
-          <w:szCs w:val="28"/>
-          <w:lang w:val="en-US"/>
-        </w:rPr>
-        <w:t>This video explains the scientific properties of hydrocarbons, API gravity, and sulfur content. It specifically references historic and modern US onshore drilling contexts, such as the early Pennsylvania oil fields and the West Texas Intermediate (WTI) benchmark.</w:t>
+          <w:sz w:val="24"/>
+          <w:szCs w:val="24"/>
+          <w:lang w:val="en-US"/>
+        </w:rPr>
+        <w:t xml:space="preserve"> </w:t>
+      </w:r>
+    </w:p>
+    <w:p>
+      <w:pPr>
+        <w:jc w:val="both"/>
+        <w:rPr>
+          <w:sz w:val="24"/>
+          <w:szCs w:val="24"/>
+          <w:lang w:val="en-US"/>
+        </w:rPr>
+      </w:pPr>
+      <w:r>
+        <w:rPr>
+          <w:sz w:val="24"/>
+          <w:szCs w:val="24"/>
+          <w:lang w:val="en-US"/>
+        </w:rPr>
+        <w:t xml:space="preserve">Channel: </w:t>
+      </w:r>
+      <w:proofErr w:type="spellStart"/>
+      <w:r>
+        <w:rPr>
+          <w:sz w:val="24"/>
+          <w:szCs w:val="24"/>
+          <w:lang w:val="en-US"/>
+        </w:rPr>
+        <w:t>LifeAda</w:t>
+      </w:r>
+      <w:proofErr w:type="spellEnd"/>
+      <w:r>
+        <w:rPr>
+          <w:sz w:val="24"/>
+          <w:szCs w:val="24"/>
+          <w:lang w:val="en-US"/>
+        </w:rPr>
+        <w:t xml:space="preserve">. </w:t>
+      </w:r>
+      <w:r>
+        <w:rPr>
+          <w:sz w:val="24"/>
+          <w:szCs w:val="24"/>
+          <w:lang w:val="en-US"/>
+        </w:rPr>
+        <w:t xml:space="preserve">Link: </w:t>
+      </w:r>
+      <w:hyperlink r:id="rId9" w:history="1">
+        <w:r>
+          <w:rPr>
+            <w:rStyle w:val="a3"/>
+            <w:sz w:val="24"/>
+            <w:szCs w:val="24"/>
+            <w:lang w:val="en-US"/>
+          </w:rPr>
+          <w:t>https://www.youtube.com/watch?v=a2pud3kD1e8</w:t>
+        </w:r>
+      </w:hyperlink>
+    </w:p>
+    <w:p>
+      <w:pPr>
+        <w:jc w:val="both"/>
+        <w:rPr>
+          <w:sz w:val="24"/>
+          <w:szCs w:val="24"/>
+          <w:lang w:val="en-US"/>
+        </w:rPr>
+      </w:pPr>
+      <w:r>
+        <w:rPr>
+          <w:sz w:val="24"/>
+          <w:szCs w:val="24"/>
+          <w:lang w:val="en-US"/>
+        </w:rPr>
+        <w:t>The video delves into the engineering of oil drilling rigs</w:t>
+      </w:r>
+      <w:r>
+        <w:rPr>
+          <w:sz w:val="24"/>
+          <w:szCs w:val="24"/>
+          <w:lang w:val="en-US"/>
+        </w:rPr>
+        <w:t xml:space="preserve"> - </w:t>
+      </w:r>
+      <w:r>
+        <w:rPr>
+          <w:sz w:val="24"/>
+          <w:szCs w:val="24"/>
+          <w:lang w:val="en-US"/>
+        </w:rPr>
+        <w:t>both onshore and offshore</w:t>
+      </w:r>
+      <w:r>
+        <w:rPr>
+          <w:sz w:val="24"/>
+          <w:szCs w:val="24"/>
+          <w:lang w:val="en-US"/>
+        </w:rPr>
+        <w:t xml:space="preserve"> - </w:t>
+      </w:r>
+      <w:r>
+        <w:rPr>
+          <w:sz w:val="24"/>
+          <w:szCs w:val="24"/>
+          <w:lang w:val="en-US"/>
+        </w:rPr>
+        <w:t xml:space="preserve">covering the process from seismic surveys with vibratory trucks and geophones to the final oil recovery. It explains in detail the drilling fluid circulation system (cooling, lubrication, </w:t>
+      </w:r>
+      <w:proofErr w:type="gramStart"/>
+      <w:r>
+        <w:rPr>
+          <w:sz w:val="24"/>
+          <w:szCs w:val="24"/>
+          <w:lang w:val="en-US"/>
+        </w:rPr>
+        <w:t>rock</w:t>
+      </w:r>
+      <w:proofErr w:type="gramEnd"/>
+      <w:r>
+        <w:rPr>
+          <w:sz w:val="24"/>
+          <w:szCs w:val="24"/>
+          <w:lang w:val="en-US"/>
+        </w:rPr>
+        <w:t xml:space="preserve"> removal), casing installation, blowout preventer operation, and horizontal drilling technology for maximum reservoir coverage from a single well.</w:t>
       </w:r>
     </w:p>
     <w:sectPr>
@@ -543,6 +987,17 @@
       <w:u w:val="single"/>
     </w:rPr>
   </w:style>
+  <w:style w:type="paragraph" w:styleId="a5">
+    <w:name w:val="List Paragraph"/>
+    <w:basedOn w:val="a"/>
+    <w:uiPriority w:val="34"/>
+    <w:qFormat/>
+    <w:rsid w:val="006813C6"/>
+    <w:pPr>
+      <w:ind w:left="720"/>
+      <w:contextualSpacing/>
+    </w:pPr>
+  </w:style>
 </w:styles>
 </file>
 
@@ -755,6 +1210,17 @@
       <w:color w:val="800080" w:themeColor="followedHyperlink"/>
       <w:u w:val="single"/>
     </w:rPr>
+  </w:style>
+  <w:style w:type="paragraph" w:styleId="a5">
+    <w:name w:val="List Paragraph"/>
+    <w:basedOn w:val="a"/>
+    <w:uiPriority w:val="34"/>
+    <w:qFormat/>
+    <w:rsid w:val="006813C6"/>
+    <w:pPr>
+      <w:ind w:left="720"/>
+      <w:contextualSpacing/>
+    </w:pPr>
   </w:style>
 </w:styles>
 </file>
